--- a/assets/downloads/simulation-7/situation-and-setting.docx
+++ b/assets/downloads/simulation-7/situation-and-setting.docx
@@ -605,6 +605,7 @@
     </w:p>
     <w:p>
       <w:pPr>
+        <w:keepNext/>
         <w:spacing w:after="0" w:line="480" w:lineRule="auto"/>
         <w:jc w:val="center"/>
         <w:rPr>
@@ -620,7 +621,7 @@
         <w:drawing>
           <wp:inline xmlns:a="http://schemas.openxmlformats.org/drawingml/2006/main" xmlns:pic="http://schemas.openxmlformats.org/drawingml/2006/picture">
             <wp:extent cx="4972050" cy="4381500"/>
-            <wp:docPr id="1" name="Picture 1"/>
+            <wp:docPr id="1" name="Picture 1" descr="FIGURE 7.2 Day 8, out of sling. This is Emily’s injury today."/>
             <wp:cNvGraphicFramePr>
               <a:graphicFrameLocks noChangeAspect="1"/>
             </wp:cNvGraphicFramePr>
@@ -653,6 +654,7 @@
     </w:p>
     <w:p>
       <w:pPr>
+        <w:keepNext/>
         <w:spacing w:after="0" w:line="480" w:lineRule="auto"/>
         <w:rPr>
           <w:rFonts w:ascii="Times New Roman" w:hAnsi="Times New Roman" w:cs="Times New Roman"/>
